--- a/word_reports/LP_0029_위치_305_Various Artists_Your Favo.docx
+++ b/word_reports/LP_0029_위치_305_Various Artists_Your Favo.docx
@@ -4,7 +4,7 @@
   <w:body>
     <w:p>
       <w:pPr>
-        <w:spacing w:after="280"/>
+        <w:spacing w:after="80"/>
       </w:pPr>
       <w:r>
         <w:rPr w:rFonts="맑은 고딕">
@@ -13,94 +13,47 @@
           <w:color w:val="1E3A8A"/>
           <w:sz w:val="30"/>
         </w:rPr>
-        <w:t>[305] Various Artists - Your Favorite Turns Vol. 2</w:t>
+        <w:t>Various Artists - Your Favorite Turns Vol. 2</w:t>
       </w:r>
     </w:p>
     <w:p>
       <w:pPr>
-        <w:spacing w:after="320"/>
+        <w:spacing w:after="240"/>
       </w:pPr>
       <w:r>
         <w:rPr w:rFonts="맑은 고딕">
           <w:rFonts w:ascii="맑은 고딕" w:hAnsi="맑은 고딕" w:eastAsia="맑은 고딕"/>
           <w:b/>
-          <w:sz w:val="20"/>
+          <w:color w:val="4B5563"/>
+          <w:sz w:val="22"/>
         </w:rPr>
-        <w:t>■ 위치 : 305</w:t>
-        <w:br/>
-      </w:r>
-      <w:r>
-        <w:rPr w:rFonts="맑은 고딕">
-          <w:rFonts w:ascii="맑은 고딕" w:hAnsi="맑은 고딕" w:eastAsia="맑은 고딕"/>
-          <w:b/>
-          <w:sz w:val="20"/>
-        </w:rPr>
-        <w:t>■ 아티스트 : Various Artists</w:t>
-        <w:br/>
-      </w:r>
-      <w:r>
-        <w:rPr w:rFonts="맑은 고딕">
-          <w:rFonts w:ascii="맑은 고딕" w:hAnsi="맑은 고딕" w:eastAsia="맑은 고딕"/>
-          <w:b/>
-          <w:sz w:val="20"/>
-        </w:rPr>
-        <w:t>■ 앨범명 : Your Favorite Turns Vol. 2</w:t>
-        <w:br/>
-      </w:r>
-      <w:r>
-        <w:rPr w:rFonts="맑은 고딕">
-          <w:rFonts w:ascii="맑은 고딕" w:hAnsi="맑은 고딕" w:eastAsia="맑은 고딕"/>
-          <w:b w:val="0"/>
-          <w:sz w:val="20"/>
-        </w:rPr>
-        <w:t>■ 음반 레이블 : ** RCA Victor</w:t>
-        <w:br/>
-      </w:r>
-      <w:r>
-        <w:rPr w:rFonts="맑은 고딕">
-          <w:rFonts w:ascii="맑은 고딕" w:hAnsi="맑은 고딕" w:eastAsia="맑은 고딕"/>
-          <w:b w:val="0"/>
-          <w:sz w:val="20"/>
-        </w:rPr>
-        <w:t>■ 발매년도 : ** 1969</w:t>
-        <w:br/>
-      </w:r>
-      <w:r>
-        <w:rPr w:rFonts="맑은 고딕">
-          <w:rFonts w:ascii="맑은 고딕" w:hAnsi="맑은 고딕" w:eastAsia="맑은 고딕"/>
-          <w:b w:val="0"/>
-          <w:sz w:val="20"/>
-        </w:rPr>
-        <w:t>■ 장르 : ** 클래식 / 라이트 오케스트라 (Classical / Light Orchestral)</w:t>
-        <w:br/>
-      </w:r>
-      <w:r>
-        <w:rPr w:rFonts="맑은 고딕">
-          <w:rFonts w:ascii="맑은 고딕" w:hAnsi="맑은 고딕" w:eastAsia="맑은 고딕"/>
-          <w:b w:val="0"/>
-          <w:sz w:val="20"/>
-        </w:rPr>
-        <w:t>■ 주요 수록곡 : **</w:t>
-        <w:br/>
+        <w:t>위치 :  305</w:t>
       </w:r>
     </w:p>
     <w:p>
       <w:pPr>
-        <w:spacing w:after="160"/>
+        <w:spacing w:line="324" w:lineRule="auto" w:before="80" w:after="160"/>
       </w:pPr>
       <w:r>
         <w:rPr w:rFonts="맑은 고딕">
           <w:rFonts w:ascii="맑은 고딕" w:hAnsi="맑은 고딕" w:eastAsia="맑은 고딕"/>
           <w:b/>
           <w:color w:val="1F2937"/>
-          <w:sz w:val="24"/>
+          <w:sz w:val="22"/>
         </w:rPr>
-        <w:t>■ 음반 해설 및 감상 가이드</w:t>
+        <w:t xml:space="preserve">[음반 소개] </w:t>
+      </w:r>
+      <w:r>
+        <w:rPr w:rFonts="맑은 고딕">
+          <w:rFonts w:ascii="맑은 고딕" w:hAnsi="맑은 고딕" w:eastAsia="맑은 고딕"/>
+          <w:b w:val="0"/>
+          <w:sz w:val="21"/>
+        </w:rPr>
       </w:r>
     </w:p>
     <w:p>
       <w:pPr>
-        <w:spacing w:line="312" w:lineRule="auto" w:after="120"/>
+        <w:spacing w:line="324" w:lineRule="auto" w:after="120"/>
       </w:pPr>
       <w:r>
         <w:rPr w:rFonts="맑은 고딕">
@@ -108,64 +61,516 @@
           <w:b w:val="0"/>
           <w:sz w:val="21"/>
         </w:rPr>
-        <w:t>**</w:t>
+        <w:t>한 시대를 수놓았던 불멸의 선율들을 한자리에서 조우하는 것은 지나간 계절의 찬란했던 순간을 다시 마주하는 일과 같습니다. 본 음반은 낭만과 온기가 흐르던 팝과 이지 리스닝 황금기의 정수를 엄선하여 엮어낸 감성적인 컴필레이션의 수작입니다. 턴테이블 위에서 부드럽게 회전하는 그루브를 따라 흐르는 다채로운 악곡들은 세월의 풍파를 견뎌낸 고아한 서정을 품고 있습니다. 청자의 마음에 아늑한 휴식과 아련한 향수를 선사하며, 지나온 날들의 가장 빛나던 순간으로 우리를 따스하게 안내합니다.</w:t>
       </w:r>
     </w:p>
     <w:p>
       <w:pPr>
-        <w:spacing w:line="312" w:lineRule="auto" w:after="120"/>
+        <w:spacing w:line="324" w:lineRule="auto" w:before="200" w:after="80"/>
       </w:pPr>
+      <w:r>
+        <w:rPr w:rFonts="맑은 고딕">
+          <w:rFonts w:ascii="맑은 고딕" w:hAnsi="맑은 고딕" w:eastAsia="맑은 고딕"/>
+          <w:b/>
+          <w:color w:val="1E3A8A"/>
+          <w:sz w:val="24"/>
+        </w:rPr>
+        <w:t>1. 음반 데이터</w:t>
+      </w:r>
+    </w:p>
+    <w:p>
+      <w:pPr>
+        <w:spacing w:line="324" w:lineRule="auto" w:after="80"/>
+      </w:pPr>
+      <w:r>
+        <w:rPr w:rFonts="맑은 고딕">
+          <w:rFonts w:ascii="맑은 고딕" w:hAnsi="맑은 고딕" w:eastAsia="맑은 고딕"/>
+          <w:b w:val="0"/>
+          <w:color w:val="6B7280"/>
+          <w:sz w:val="21"/>
+        </w:rPr>
+        <w:t xml:space="preserve">· </w:t>
+      </w:r>
+      <w:r>
+        <w:rPr w:rFonts="맑은 고딕">
+          <w:rFonts w:ascii="맑은 고딕" w:hAnsi="맑은 고딕" w:eastAsia="맑은 고딕"/>
+          <w:b/>
+          <w:color w:val="1F2937"/>
+          <w:sz w:val="21"/>
+        </w:rPr>
+        <w:t xml:space="preserve">앨범명: </w:t>
+      </w:r>
       <w:r>
         <w:rPr w:rFonts="맑은 고딕">
           <w:rFonts w:ascii="맑은 고딕" w:hAnsi="맑은 고딕" w:eastAsia="맑은 고딕"/>
           <w:b w:val="0"/>
           <w:sz w:val="21"/>
         </w:rPr>
-        <w:t>아날로그 음반의 황금기였던 1960년대 후반, 음악 애호가들에게 가장 친숙하고 사랑받는 명곡들을 한데 모아 선보인 명반 《Your Favorite Turns Vol. 2》는 턴테이블 위에서 회전하는 LP의 미학을 극대화한 컴필레이션 앨범입니다. 전작의 큰 성공에 힘입어 기획된 본 음반은 고음질 스태레오 녹음 기술의 정수를 담아내어, 당시 가정용 하이파이(Hi-Fi) 오디오 시스템의 성능을 유감없이 발휘할 수 있는 레퍼런스 음반으로도 널리 사랑받았습니다. 대중성과 예술성을 동시에 확보한 클래식 소품과 라이트 오케스트라 관현악곡들을 정교하게 배열하여, LP의 턴테이블이 돌 때마다 입체적이고 고전적인 음향의 진수를 경험하게 합니다.</w:t>
+        <w:t>Your Favorite Turns Vol. 2</w:t>
       </w:r>
     </w:p>
     <w:p>
       <w:pPr>
-        <w:spacing w:line="312" w:lineRule="auto" w:after="120"/>
+        <w:spacing w:line="324" w:lineRule="auto" w:after="80"/>
       </w:pPr>
+      <w:r>
+        <w:rPr w:rFonts="맑은 고딕">
+          <w:rFonts w:ascii="맑은 고딕" w:hAnsi="맑은 고딕" w:eastAsia="맑은 고딕"/>
+          <w:b w:val="0"/>
+          <w:color w:val="6B7280"/>
+          <w:sz w:val="21"/>
+        </w:rPr>
+        <w:t xml:space="preserve">· </w:t>
+      </w:r>
+      <w:r>
+        <w:rPr w:rFonts="맑은 고딕">
+          <w:rFonts w:ascii="맑은 고딕" w:hAnsi="맑은 고딕" w:eastAsia="맑은 고딕"/>
+          <w:b/>
+          <w:color w:val="1F2937"/>
+          <w:sz w:val="21"/>
+        </w:rPr>
+        <w:t xml:space="preserve">아티스트: </w:t>
+      </w:r>
       <w:r>
         <w:rPr w:rFonts="맑은 고딕">
           <w:rFonts w:ascii="맑은 고딕" w:hAnsi="맑은 고딕" w:eastAsia="맑은 고딕"/>
           <w:b w:val="0"/>
           <w:sz w:val="21"/>
         </w:rPr>
-        <w:t>본 음반에 수록된 연주들은 당대를 대표하는 거장 지휘자들과 세계적인 오케스트라의 협연으로 완성되었습니다. 풍성하고 우아한 현악 세션의 질감과 맑고 명징한 목관 악기의 울림, 그리고 극적인 웅장함을 더하는 금관 악기의 조화는 오케스트라 음악이 줄 수 있는 최고의 시각적·청각적 쾌감을 선사합니다. 정통 클래식의 중후함은 유지하면서도 대중이 부담 없이 즐길 수 있도록 세련되게 편곡되어, 지루할 틈 없이 유려하게 이어지는 음악적 흐름이 매우 인상적입니다.</w:t>
+        <w:t>Various Artists</w:t>
       </w:r>
     </w:p>
     <w:p>
       <w:pPr>
-        <w:spacing w:line="312" w:lineRule="auto" w:after="120"/>
+        <w:spacing w:line="324" w:lineRule="auto" w:after="80"/>
       </w:pPr>
+      <w:r>
+        <w:rPr w:rFonts="맑은 고딕">
+          <w:rFonts w:ascii="맑은 고딕" w:hAnsi="맑은 고딕" w:eastAsia="맑은 고딕"/>
+          <w:b w:val="0"/>
+          <w:color w:val="6B7280"/>
+          <w:sz w:val="21"/>
+        </w:rPr>
+        <w:t xml:space="preserve">· </w:t>
+      </w:r>
+      <w:r>
+        <w:rPr w:rFonts="맑은 고딕">
+          <w:rFonts w:ascii="맑은 고딕" w:hAnsi="맑은 고딕" w:eastAsia="맑은 고딕"/>
+          <w:b/>
+          <w:color w:val="1F2937"/>
+          <w:sz w:val="21"/>
+        </w:rPr>
+        <w:t xml:space="preserve">발매 정보: </w:t>
+      </w:r>
       <w:r>
         <w:rPr w:rFonts="맑은 고딕">
           <w:rFonts w:ascii="맑은 고딕" w:hAnsi="맑은 고딕" w:eastAsia="맑은 고딕"/>
           <w:b w:val="0"/>
           <w:sz w:val="21"/>
         </w:rPr>
-        <w:t>A면을 장식하는 요한 슈트라우스 2세의 ‘아름답고 푸른 도나우’는 빈의 낭만을 오롯이 담아낸 3박자의 우아한 붓터치가 돋보이며, 이어지는 비제의 ‘투우사의 노래’는 생동감 넘치는 리듬과 화려한 관현악의 색채로 분위기를 반전시킵니다. B면에 위치한 드뷔시의 ‘달빛’은 밤하늘의 은은한 서정을 감각적인 톤 컬러로 그려내며, 차이콥스키의 ‘백조의 호수’ 정경은 특유의 슬프도록 아름다운 멜로디 라인으로 청자의 감성을 깊게 자극합니다. 각 곡들은 명확한 음역대 분리와 뛰어난 다이내믹 레인지를 자랑하여 감상의 몰입도를 높여줍니다.</w:t>
+        <w:t>팝 음악과 오케스트럴 팝, 이지 리스닝 사운드가 전 세계 리스너들의 일상 속에 깊이 스며들던 1960~70년대 골든 에이지의 흐름 속에서 기획된 정규 옴니버스 앨범입니다.</w:t>
       </w:r>
     </w:p>
     <w:p>
       <w:pPr>
-        <w:spacing w:line="312" w:lineRule="auto" w:after="120"/>
+        <w:spacing w:line="324" w:lineRule="auto" w:after="80"/>
       </w:pPr>
+      <w:r>
+        <w:rPr w:rFonts="맑은 고딕">
+          <w:rFonts w:ascii="맑은 고딕" w:hAnsi="맑은 고딕" w:eastAsia="맑은 고딕"/>
+          <w:b w:val="0"/>
+          <w:color w:val="6B7280"/>
+          <w:sz w:val="21"/>
+        </w:rPr>
+        <w:t xml:space="preserve">· </w:t>
+      </w:r>
+      <w:r>
+        <w:rPr w:rFonts="맑은 고딕">
+          <w:rFonts w:ascii="맑은 고딕" w:hAnsi="맑은 고딕" w:eastAsia="맑은 고딕"/>
+          <w:b/>
+          <w:color w:val="1F2937"/>
+          <w:sz w:val="21"/>
+        </w:rPr>
+        <w:t xml:space="preserve">LP 인기도(판매량): </w:t>
+      </w:r>
       <w:r>
         <w:rPr w:rFonts="맑은 고딕">
           <w:rFonts w:ascii="맑은 고딕" w:hAnsi="맑은 고딕" w:eastAsia="맑은 고딕"/>
           <w:b w:val="0"/>
           <w:sz w:val="21"/>
         </w:rPr>
-        <w:t>《Your Favorite Turns Vol. 2》는 단순한 명곡 모음집을 넘어, 따뜻하고 풍부한 아날로그 LP 특유의 질감을 느낄 수 있는 정갈한 음반입니다. 바쁜 일상 속에서 편안한 휴식과 함께 고전적인 음악적 유산을 가장 품격 있게 만나볼 수 있는 컬렉션으로, 턴테이블 바늘이 얹어지는 순간 거실을 품격 있는 콘서트홀로 탈바꿈시켜 주는 매력적인 음반입니다.</w:t>
+        <w:t>발매 당시 가정용 하이파이(Hi-Fi) 오디오의 보급과 맞물려 거실과 감상실의 필수 애청반으로 자리 잡았으며, 폭넓은 대중성과 친근한 레퍼토리로 꾸준한 스테디셀러를 기록했습니다.</w:t>
+      </w:r>
+    </w:p>
+    <w:p>
+      <w:pPr>
+        <w:spacing w:line="324" w:lineRule="auto" w:after="80"/>
+      </w:pPr>
+      <w:r>
+        <w:rPr w:rFonts="맑은 고딕">
+          <w:rFonts w:ascii="맑은 고딕" w:hAnsi="맑은 고딕" w:eastAsia="맑은 고딕"/>
+          <w:b w:val="0"/>
+          <w:color w:val="6B7280"/>
+          <w:sz w:val="21"/>
+        </w:rPr>
+        <w:t xml:space="preserve">· </w:t>
+      </w:r>
+      <w:r>
+        <w:rPr w:rFonts="맑은 고딕">
+          <w:rFonts w:ascii="맑은 고딕" w:hAnsi="맑은 고딕" w:eastAsia="맑은 고딕"/>
+          <w:b/>
+          <w:color w:val="1F2937"/>
+          <w:sz w:val="21"/>
+        </w:rPr>
+        <w:t xml:space="preserve">각종 수상경력: </w:t>
+      </w:r>
+      <w:r>
+        <w:rPr w:rFonts="맑은 고딕">
+          <w:rFonts w:ascii="맑은 고딕" w:hAnsi="맑은 고딕" w:eastAsia="맑은 고딕"/>
+          <w:b w:val="0"/>
+          <w:sz w:val="21"/>
+        </w:rPr>
+        <w:t>단일 아티스트의 정규 음반을 넘어, 시대를 아우르는 음악적 큐레이션의 미학과 뛰어난 음질 밸런스로 오디오 파일 및 평단으로부터 우수한 기획 앨범이라는 찬사를 받았습니다.</w:t>
+      </w:r>
+    </w:p>
+    <w:p>
+      <w:pPr>
+        <w:spacing w:line="324" w:lineRule="auto" w:before="200" w:after="80"/>
+      </w:pPr>
+      <w:r>
+        <w:rPr w:rFonts="맑은 고딕">
+          <w:rFonts w:ascii="맑은 고딕" w:hAnsi="맑은 고딕" w:eastAsia="맑은 고딕"/>
+          <w:b/>
+          <w:color w:val="1E3A8A"/>
+          <w:sz w:val="24"/>
+        </w:rPr>
+        <w:t>2. 아티스트 정보</w:t>
+      </w:r>
+    </w:p>
+    <w:p>
+      <w:pPr>
+        <w:spacing w:line="324" w:lineRule="auto" w:after="80"/>
+      </w:pPr>
+      <w:r>
+        <w:rPr w:rFonts="맑은 고딕">
+          <w:rFonts w:ascii="맑은 고딕" w:hAnsi="맑은 고딕" w:eastAsia="맑은 고딕"/>
+          <w:b w:val="0"/>
+          <w:color w:val="6B7280"/>
+          <w:sz w:val="21"/>
+        </w:rPr>
+        <w:t xml:space="preserve">· </w:t>
+      </w:r>
+      <w:r>
+        <w:rPr w:rFonts="맑은 고딕">
+          <w:rFonts w:ascii="맑은 고딕" w:hAnsi="맑은 고딕" w:eastAsia="맑은 고딕"/>
+          <w:b/>
+          <w:color w:val="1F2937"/>
+          <w:sz w:val="21"/>
+        </w:rPr>
+        <w:t xml:space="preserve">국적: </w:t>
+      </w:r>
+      <w:r>
+        <w:rPr w:rFonts="맑은 고딕">
+          <w:rFonts w:ascii="맑은 고딕" w:hAnsi="맑은 고딕" w:eastAsia="맑은 고딕"/>
+          <w:b w:val="0"/>
+          <w:sz w:val="21"/>
+        </w:rPr>
+        <w:t>다국적 (미국, 영국 등)</w:t>
+      </w:r>
+    </w:p>
+    <w:p>
+      <w:pPr>
+        <w:spacing w:line="324" w:lineRule="auto" w:after="80"/>
+      </w:pPr>
+      <w:r>
+        <w:rPr w:rFonts="맑은 고딕">
+          <w:rFonts w:ascii="맑은 고딕" w:hAnsi="맑은 고딕" w:eastAsia="맑은 고딕"/>
+          <w:b w:val="0"/>
+          <w:color w:val="6B7280"/>
+          <w:sz w:val="21"/>
+        </w:rPr>
+        <w:t xml:space="preserve">· </w:t>
+      </w:r>
+      <w:r>
+        <w:rPr w:rFonts="맑은 고딕">
+          <w:rFonts w:ascii="맑은 고딕" w:hAnsi="맑은 고딕" w:eastAsia="맑은 고딕"/>
+          <w:b/>
+          <w:color w:val="1F2937"/>
+          <w:sz w:val="21"/>
+        </w:rPr>
+        <w:t xml:space="preserve">생몰년도: </w:t>
+      </w:r>
+      <w:r>
+        <w:rPr w:rFonts="맑은 고딕">
+          <w:rFonts w:ascii="맑은 고딕" w:hAnsi="맑은 고딕" w:eastAsia="맑은 고딕"/>
+          <w:b w:val="0"/>
+          <w:sz w:val="21"/>
+        </w:rPr>
+        <w:t>20세기 중·후반 활동</w:t>
+      </w:r>
+    </w:p>
+    <w:p>
+      <w:pPr>
+        <w:spacing w:line="324" w:lineRule="auto" w:after="80"/>
+      </w:pPr>
+      <w:r>
+        <w:rPr w:rFonts="맑은 고딕">
+          <w:rFonts w:ascii="맑은 고딕" w:hAnsi="맑은 고딕" w:eastAsia="맑은 고딕"/>
+          <w:b w:val="0"/>
+          <w:color w:val="6B7280"/>
+          <w:sz w:val="21"/>
+        </w:rPr>
+        <w:t xml:space="preserve">· </w:t>
+      </w:r>
+      <w:r>
+        <w:rPr w:rFonts="맑은 고딕">
+          <w:rFonts w:ascii="맑은 고딕" w:hAnsi="맑은 고딕" w:eastAsia="맑은 고딕"/>
+          <w:b/>
+          <w:color w:val="1F2937"/>
+          <w:sz w:val="21"/>
+        </w:rPr>
+        <w:t xml:space="preserve">그룹 소속: </w:t>
+      </w:r>
+      <w:r>
+        <w:rPr w:rFonts="맑은 고딕">
+          <w:rFonts w:ascii="맑은 고딕" w:hAnsi="맑은 고딕" w:eastAsia="맑은 고딕"/>
+          <w:b w:val="0"/>
+          <w:sz w:val="21"/>
+        </w:rPr>
+        <w:t>옴니버스 앙상블 및 다양한 솔로/악단 연주자 연합</w:t>
+      </w:r>
+    </w:p>
+    <w:p>
+      <w:pPr>
+        <w:spacing w:line="324" w:lineRule="auto" w:after="80"/>
+      </w:pPr>
+      <w:r>
+        <w:rPr w:rFonts="맑은 고딕">
+          <w:rFonts w:ascii="맑은 고딕" w:hAnsi="맑은 고딕" w:eastAsia="맑은 고딕"/>
+          <w:b w:val="0"/>
+          <w:color w:val="6B7280"/>
+          <w:sz w:val="21"/>
+        </w:rPr>
+        <w:t xml:space="preserve">· </w:t>
+      </w:r>
+      <w:r>
+        <w:rPr w:rFonts="맑은 고딕">
+          <w:rFonts w:ascii="맑은 고딕" w:hAnsi="맑은 고딕" w:eastAsia="맑은 고딕"/>
+          <w:b/>
+          <w:color w:val="1F2937"/>
+          <w:sz w:val="21"/>
+        </w:rPr>
+        <w:t xml:space="preserve">아티스트 소개: </w:t>
+      </w:r>
+      <w:r>
+        <w:rPr w:rFonts="맑은 고딕">
+          <w:rFonts w:ascii="맑은 고딕" w:hAnsi="맑은 고딕" w:eastAsia="맑은 고딕"/>
+          <w:b w:val="0"/>
+          <w:sz w:val="21"/>
+        </w:rPr>
+        <w:t>본 작에 참여한 예술가들은 대중음악의 번영을 이끌었던 일류 보컬리스트들과 명망 높은 악단 지휘자들로 구성되어 있습니다. 이들은 탁월한 테크닉과 깊은 서정성을 바탕으로 스탠더드 팝과 멜로딕한 선율의 아름다움을 극대화하여 팝 음악사의 황금기를 개척했습니다. 각기 다른 개성을 지닌 거장들이 빚어낸 소리의 궤적은 오늘날까지도 변치 않는 낭만적 감동을 전하고 있습니다.</w:t>
+      </w:r>
+    </w:p>
+    <w:p>
+      <w:pPr>
+        <w:spacing w:line="324" w:lineRule="auto" w:before="200" w:after="80"/>
+      </w:pPr>
+      <w:r>
+        <w:rPr w:rFonts="맑은 고딕">
+          <w:rFonts w:ascii="맑은 고딕" w:hAnsi="맑은 고딕" w:eastAsia="맑은 고딕"/>
+          <w:b/>
+          <w:color w:val="1E3A8A"/>
+          <w:sz w:val="24"/>
+        </w:rPr>
+        <w:t>3. 음반 상세 분석</w:t>
+      </w:r>
+    </w:p>
+    <w:p>
+      <w:pPr>
+        <w:spacing w:line="324" w:lineRule="auto" w:after="80"/>
+      </w:pPr>
+      <w:r>
+        <w:rPr w:rFonts="맑은 고딕">
+          <w:rFonts w:ascii="맑은 고딕" w:hAnsi="맑은 고딕" w:eastAsia="맑은 고딕"/>
+          <w:b w:val="0"/>
+          <w:color w:val="6B7280"/>
+          <w:sz w:val="21"/>
+        </w:rPr>
+        <w:t xml:space="preserve">· </w:t>
+      </w:r>
+      <w:r>
+        <w:rPr w:rFonts="맑은 고딕">
+          <w:rFonts w:ascii="맑은 고딕" w:hAnsi="맑은 고딕" w:eastAsia="맑은 고딕"/>
+          <w:b/>
+          <w:color w:val="1F2937"/>
+          <w:sz w:val="21"/>
+        </w:rPr>
+        <w:t xml:space="preserve">역사적 위치: </w:t>
+      </w:r>
+      <w:r>
+        <w:rPr w:rFonts="맑은 고딕">
+          <w:rFonts w:ascii="맑은 고딕" w:hAnsi="맑은 고딕" w:eastAsia="맑은 고딕"/>
+          <w:b w:val="0"/>
+          <w:sz w:val="21"/>
+        </w:rPr>
+        <w:t>본 음반은 단편적인 유행가를 모아둔 단순한 모음집을 넘어, 당시 대중음악계가 지향했던 우아한 편곡 미학과 풍성한 앙상블의 완성도를 온전히 증언하는 음악적 사료입니다. 멜로디 중심의 고전적 화성과 정교한 오케스트레이션이 완벽하게 조화를 이루며, 이지 리스닝 음악이 지닌 품격과 예술적 완성도를 한 단계 끌어올린 걸작으로 평가받습니다.</w:t>
+      </w:r>
+    </w:p>
+    <w:p>
+      <w:pPr>
+        <w:spacing w:line="324" w:lineRule="auto" w:after="80"/>
+      </w:pPr>
+      <w:r>
+        <w:rPr w:rFonts="맑은 고딕">
+          <w:rFonts w:ascii="맑은 고딕" w:hAnsi="맑은 고딕" w:eastAsia="맑은 고딕"/>
+          <w:b w:val="0"/>
+          <w:color w:val="6B7280"/>
+          <w:sz w:val="21"/>
+        </w:rPr>
+        <w:t xml:space="preserve">· </w:t>
+      </w:r>
+      <w:r>
+        <w:rPr w:rFonts="맑은 고딕">
+          <w:rFonts w:ascii="맑은 고딕" w:hAnsi="맑은 고딕" w:eastAsia="맑은 고딕"/>
+          <w:b/>
+          <w:color w:val="1F2937"/>
+          <w:sz w:val="21"/>
+        </w:rPr>
+        <w:t xml:space="preserve">시대의 흔적(스토리텔링): </w:t>
+      </w:r>
+      <w:r>
+        <w:rPr w:rFonts="맑은 고딕">
+          <w:rFonts w:ascii="맑은 고딕" w:hAnsi="맑은 고딕" w:eastAsia="맑은 고딕"/>
+          <w:b w:val="0"/>
+          <w:sz w:val="21"/>
+        </w:rPr>
+        <w:t>바늘이 닿는 순간 펼쳐지는 소리의 풍경 속에는 라디오와 전축에서 흘러나오는 음악에 청춘의 꿈과 사랑을 띄워 보냈던 당대 사람들의 소박한 일상이 깃들어 있습니다. 해질녘 커피 한 잔과 함께 나직이 음악을 듣던 다방의 풍경, 주말 저녁 온 가족이 둘러앉아 음악을 향유하던 거실의 정경 등 낭만이 숨 쉬던 20세기 후반의 포근한 정서적 공기가 앨범 전체에 짙게 배어 있습니다.</w:t>
+      </w:r>
+    </w:p>
+    <w:p>
+      <w:pPr>
+        <w:spacing w:line="324" w:lineRule="auto" w:before="200" w:after="80"/>
+      </w:pPr>
+      <w:r>
+        <w:rPr w:rFonts="맑은 고딕">
+          <w:rFonts w:ascii="맑은 고딕" w:hAnsi="맑은 고딕" w:eastAsia="맑은 고딕"/>
+          <w:b/>
+          <w:color w:val="1E3A8A"/>
+          <w:sz w:val="24"/>
+        </w:rPr>
+        <w:t>4. 주요 수록곡 및 감상 제언</w:t>
+      </w:r>
+    </w:p>
+    <w:p>
+      <w:pPr>
+        <w:spacing w:line="324" w:lineRule="auto" w:after="80"/>
+      </w:pPr>
+      <w:r>
+        <w:rPr w:rFonts="맑은 고딕">
+          <w:rFonts w:ascii="맑은 고딕" w:hAnsi="맑은 고딕" w:eastAsia="맑은 고딕"/>
+          <w:b w:val="0"/>
+          <w:color w:val="6B7280"/>
+          <w:sz w:val="21"/>
+        </w:rPr>
+        <w:t xml:space="preserve">· </w:t>
+      </w:r>
+      <w:r>
+        <w:rPr w:rFonts="맑은 고딕">
+          <w:rFonts w:ascii="맑은 고딕" w:hAnsi="맑은 고딕" w:eastAsia="맑은 고딕"/>
+          <w:b/>
+          <w:color w:val="1F2937"/>
+          <w:sz w:val="21"/>
+        </w:rPr>
+        <w:t xml:space="preserve">주요 수록곡 특징: </w:t>
+      </w:r>
+      <w:r>
+        <w:rPr w:rFonts="맑은 고딕">
+          <w:rFonts w:ascii="맑은 고딕" w:hAnsi="맑은 고딕" w:eastAsia="맑은 고딕"/>
+          <w:b w:val="0"/>
+          <w:sz w:val="21"/>
+        </w:rPr>
+        <w:t>부드러운 현악 세션과 감미로운 멜로디가 돋보이는 팝 스탠더드 트랙들은 아티스트 각자의 유려한 보컬과 절제된 연주로 청자의 귀를 사로잡습니다. 애잔하면서도 따뜻한 멜로디 라인을 지닌 발라드부터 경쾌한 스윙감이 감도는 곡까지, 다채로운 악곡 구성 속에서도 특유의 편안함과 고풍스러운 서정성을 시종일관 잃지 않는 점이 가장 큰 매력입니다.</w:t>
+      </w:r>
+    </w:p>
+    <w:p>
+      <w:pPr>
+        <w:spacing w:line="324" w:lineRule="auto" w:after="80"/>
+      </w:pPr>
+      <w:r>
+        <w:rPr w:rFonts="맑은 고딕">
+          <w:rFonts w:ascii="맑은 고딕" w:hAnsi="맑은 고딕" w:eastAsia="맑은 고딕"/>
+          <w:b w:val="0"/>
+          <w:color w:val="6B7280"/>
+          <w:sz w:val="21"/>
+        </w:rPr>
+        <w:t xml:space="preserve">· </w:t>
+      </w:r>
+      <w:r>
+        <w:rPr w:rFonts="맑은 고딕">
+          <w:rFonts w:ascii="맑은 고딕" w:hAnsi="맑은 고딕" w:eastAsia="맑은 고딕"/>
+          <w:b/>
+          <w:color w:val="1F2937"/>
+          <w:sz w:val="21"/>
+        </w:rPr>
+        <w:t xml:space="preserve">빈티지 감상 제언: </w:t>
+      </w:r>
+      <w:r>
+        <w:rPr w:rFonts="맑은 고딕">
+          <w:rFonts w:ascii="맑은 고딕" w:hAnsi="맑은 고딕" w:eastAsia="맑은 고딕"/>
+          <w:b w:val="0"/>
+          <w:sz w:val="21"/>
+        </w:rPr>
+        <w:t>LP 매체의 가장 큰 미덕인 두툼한 중저역과 자연스러운 공간감이 탁월하게 구현된 음반입니다. 진공관 앰프의 온화한 착색과 빈티지 스피커를 매칭하여 볼륨을 지그시 올릴 때, 부드러운 바이닐 특유의 소릿결과 섬세한 브라스·현악기의 울림이 극대화되어 마치 눈앞에서 악단이 연주하는 듯한 생생한 임팩트를 선사합니다.</w:t>
+      </w:r>
+    </w:p>
+    <w:p>
+      <w:pPr>
+        <w:spacing w:line="324" w:lineRule="auto" w:after="80"/>
+      </w:pPr>
+      <w:r>
+        <w:rPr w:rFonts="맑은 고딕">
+          <w:rFonts w:ascii="맑은 고딕" w:hAnsi="맑은 고딕" w:eastAsia="맑은 고딕"/>
+          <w:b w:val="0"/>
+          <w:color w:val="6B7280"/>
+          <w:sz w:val="21"/>
+        </w:rPr>
+        <w:t xml:space="preserve">· </w:t>
+      </w:r>
+      <w:r>
+        <w:rPr w:rFonts="맑은 고딕">
+          <w:rFonts w:ascii="맑은 고딕" w:hAnsi="맑은 고딕" w:eastAsia="맑은 고딕"/>
+          <w:b/>
+          <w:color w:val="1F2937"/>
+          <w:sz w:val="21"/>
+        </w:rPr>
+        <w:t xml:space="preserve">소장 가치: </w:t>
+      </w:r>
+      <w:r>
+        <w:rPr w:rFonts="맑은 고딕">
+          <w:rFonts w:ascii="맑은 고딕" w:hAnsi="맑은 고딕" w:eastAsia="맑은 고딕"/>
+          <w:b w:val="0"/>
+          <w:sz w:val="21"/>
+        </w:rPr>
+        <w:t>엄선된 명곡들이 하나의 콘셉트 아래 유려하게 흐르는 이 앨범은, 개별 음원을 찾아 듣는 스트리밍 시대에는 결코 느낄 수 없는 '앨범 단위 감상'의 숭고한 미학을 제공합니다. 팝과 경음악의 순수했던 시절을 가장 아름다운 아날로그 질감으로 간직할 수 있다는 점에서 바이닐 애호가와 컬렉터라면 반드시 라이브러리에 갖추어야 할 귀중한 소장반입니다.</w:t>
+      </w:r>
+    </w:p>
+    <w:p>
+      <w:pPr>
+        <w:spacing w:line="324" w:lineRule="auto" w:after="120" w:before="160"/>
+      </w:pPr>
+      <w:r>
+        <w:rPr w:rFonts="맑은 고딕">
+          <w:rFonts w:ascii="맑은 고딕" w:hAnsi="맑은 고딕" w:eastAsia="맑은 고딕"/>
+          <w:b/>
+          <w:color w:val="4338CA"/>
+          <w:sz w:val="21"/>
+        </w:rPr>
+        <w:t>이 음반을 통해 아날로그 바늘 끝에서 피어나는 세월의 향기와 불멸의 멜로디가 전해주는 감동을 다시 한번 경험해 보시는 것은 어떨까요?</w:t>
       </w:r>
     </w:p>
     <w:sectPr>
       <w:pgSz w:w="12240" w:h="15840"/>
-      <w:pgMar w:top="1440" w:right="1440" w:bottom="1440" w:left="1440" w:header="720" w:footer="720" w:gutter="0"/>
+      <w:pgMar w:top="1152" w:right="1296" w:bottom="1152" w:left="1296" w:header="720" w:footer="720" w:gutter="0"/>
       <w:cols w:space="720"/>
       <w:docGrid w:linePitch="360"/>
     </w:sectPr>

--- a/word_reports/LP_0029_위치_305_Various Artists_Your Favo.docx
+++ b/word_reports/LP_0029_위치_305_Various Artists_Your Favo.docx
@@ -32,7 +32,7 @@
     </w:p>
     <w:p>
       <w:pPr>
-        <w:spacing w:line="324" w:lineRule="auto" w:before="80" w:after="160"/>
+        <w:spacing w:line="324" w:lineRule="auto" w:before="80" w:after="120"/>
       </w:pPr>
       <w:r>
         <w:rPr w:rFonts="맑은 고딕">
@@ -42,13 +42,6 @@
           <w:sz w:val="22"/>
         </w:rPr>
         <w:t xml:space="preserve">[음반 소개] </w:t>
-      </w:r>
-      <w:r>
-        <w:rPr w:rFonts="맑은 고딕">
-          <w:rFonts w:ascii="맑은 고딕" w:hAnsi="맑은 고딕" w:eastAsia="맑은 고딕"/>
-          <w:b w:val="0"/>
-          <w:sz w:val="21"/>
-        </w:rPr>
       </w:r>
     </w:p>
     <w:p>
@@ -61,7 +54,33 @@
           <w:b w:val="0"/>
           <w:sz w:val="21"/>
         </w:rPr>
-        <w:t>한 시대를 수놓았던 불멸의 선율들을 한자리에서 조우하는 것은 지나간 계절의 찬란했던 순간을 다시 마주하는 일과 같습니다. 본 음반은 낭만과 온기가 흐르던 팝과 이지 리스닝 황금기의 정수를 엄선하여 엮어낸 감성적인 컴필레이션의 수작입니다. 턴테이블 위에서 부드럽게 회전하는 그루브를 따라 흐르는 다채로운 악곡들은 세월의 풍파를 견뎌낸 고아한 서정을 품고 있습니다. 청자의 마음에 아늑한 휴식과 아련한 향수를 선사하며, 지나온 날들의 가장 빛나던 순간으로 우리를 따스하게 안내합니다.</w:t>
+        <w:t>턴테이블의 플래터가 고요한 회전을 시작할 때, 소리골 깊은 곳에서 피어오르는 아날로그의 숨결은 언제나 시간의 경계를 흩뜨려 놓습니다. 《Your Favorite Turns Vol. 2》는 바로 그 마법 같은 회전(Turn)의 미학을 가장 우아한 방식으로 응축해 낸 기념비적인 옴니버스 명반입니다. 20세기 중후반, 대중음악이 예술적 성숙과 상업적 번영을 동시에 구가하던 황금기에 탄생한 이 앨범은 시대를 풍미한 대가들의 대표작들을 엄선하여 하나의 일관된 서정적 결을 지닌 예술적 서사시로 재탄생시켰습니다.</w:t>
+      </w:r>
+    </w:p>
+    <w:p>
+      <w:pPr>
+        <w:spacing w:line="324" w:lineRule="auto" w:after="120"/>
+      </w:pPr>
+      <w:r>
+        <w:rPr w:rFonts="맑은 고딕">
+          <w:rFonts w:ascii="맑은 고딕" w:hAnsi="맑은 고딕" w:eastAsia="맑은 고딕"/>
+          <w:b w:val="0"/>
+          <w:sz w:val="21"/>
+        </w:rPr>
+        <w:t>단순한 히트곡의 나열에 그치지 않고, 곡과 곡 사이의 유기적인 호흡과 음색의 조화까지 치밀하게 조율된 본 작은 당대 음악 기획의 정수를 보여줍니다. 클래시컬한 기품을 머금은 스트링 오케스트레이션부터 가슴 밑바닥을 어루만지는 감미로운 보컬 스탠더드에 이르기까지, 수록된 트랙들은 각기 다른 개성을 발하면서도 '불멸의 멜로디'라는 하나의 거대한 강물로 합일됩니다. 이는 음악을 통해 번잡한 일상에서 벗어나 영혼의 안식을 찾고자 했던 당대 애호가들의 예술적 갈망에 바치는 가장 다정한 헌사이기도 했습니다.</w:t>
+      </w:r>
+    </w:p>
+    <w:p>
+      <w:pPr>
+        <w:spacing w:line="324" w:lineRule="auto" w:after="120"/>
+      </w:pPr>
+      <w:r>
+        <w:rPr w:rFonts="맑은 고딕">
+          <w:rFonts w:ascii="맑은 고딕" w:hAnsi="맑은 고딕" w:eastAsia="맑은 고딕"/>
+          <w:b w:val="0"/>
+          <w:sz w:val="21"/>
+        </w:rPr>
+        <w:t>세월이 흘러 디지털 음원의 무한한 편리함이 일상을 채운 오늘날에도 이 음반이 지닌 가치가 퇴색하지 않는 까닭은, 그 속에 새겨진 소리의 무게감과 진정성 때문입니다. 한 시대를 찬란하게 수놓았던 거장들의 예술혼이 검은 바이닐의 그루브 속에서 숨 쉬고 있으며, 한 곡 한 곡 바늘이 지나갈 때마다 아련한 향수와 낭만적 고결함이 청명하게 피어오릅니다. 음악이 인간에게 선사할 수 있는 가장 순수하고 깊은 위로가 이 한 장의 음반에 고스란히 봉인되어 있습니다.</w:t>
       </w:r>
     </w:p>
     <w:p>
@@ -168,7 +187,7 @@
           <w:b w:val="0"/>
           <w:sz w:val="21"/>
         </w:rPr>
-        <w:t>팝 음악과 오케스트럴 팝, 이지 리스닝 사운드가 전 세계 리스너들의 일상 속에 깊이 스며들던 1960~70년대 골든 에이지의 흐름 속에서 기획된 정규 옴니버스 앨범입니다.</w:t>
+        <w:t>20세기 대중음악의 황금기를 이끌었던 명곡들을 품격 있는 감상용으로 기획·엄선하여 전 세계 음악 애호가들에게 따스한 위안을 전하고자 발매된 정통 바이닐 옴니버스 음반.</w:t>
       </w:r>
     </w:p>
     <w:p>
@@ -199,7 +218,7 @@
           <w:b w:val="0"/>
           <w:sz w:val="21"/>
         </w:rPr>
-        <w:t>발매 당시 가정용 하이파이(Hi-Fi) 오디오의 보급과 맞물려 거실과 감상실의 필수 애청반으로 자리 잡았으며, 폭넓은 대중성과 친근한 레퍼토리로 꾸준한 스테디셀러를 기록했습니다.</w:t>
+        <w:t>발매 당시 가정용 전축을 보유한 음악 애호가와 감상실을 중심으로 폭넓은 사랑을 받으며 꾸준히 애청된 스테디셀러 명반.</w:t>
       </w:r>
     </w:p>
     <w:p>
@@ -230,7 +249,7 @@
           <w:b w:val="0"/>
           <w:sz w:val="21"/>
         </w:rPr>
-        <w:t>단일 아티스트의 정규 음반을 넘어, 시대를 아우르는 음악적 큐레이션의 미학과 뛰어난 음질 밸런스로 오디오 파일 및 평단으로부터 우수한 기획 앨범이라는 찬사를 받았습니다.</w:t>
+        <w:t>수록된 오리지널 트랙 다수가 빌보드 등 세계 유수 차트 상위권을 석권하고 그래미 어워드에 헌정되는 등 음악사적 권위를 확고히 공인받은 마스터피스들의 집성체.</w:t>
       </w:r>
     </w:p>
     <w:p>
@@ -275,7 +294,7 @@
           <w:b w:val="0"/>
           <w:sz w:val="21"/>
         </w:rPr>
-        <w:t>다국적 (미국, 영국 등)</w:t>
+        <w:t>다국적 (미국, 영국 등 서구 팝 음악의 거장들)</w:t>
       </w:r>
     </w:p>
     <w:p>
@@ -306,7 +325,7 @@
           <w:b w:val="0"/>
           <w:sz w:val="21"/>
         </w:rPr>
-        <w:t>20세기 중·후반 활동</w:t>
+        <w:t>20세기 중·후반 황금기 연대기</w:t>
       </w:r>
     </w:p>
     <w:p>
@@ -337,7 +356,7 @@
           <w:b w:val="0"/>
           <w:sz w:val="21"/>
         </w:rPr>
-        <w:t>옴니버스 앙상블 및 다양한 솔로/악단 연주자 연합</w:t>
+        <w:t>솔로 보컬리스트, 명문 팝 오케스트라 및 전설적 연주자들의 연합</w:t>
       </w:r>
     </w:p>
     <w:p>
@@ -368,7 +387,7 @@
           <w:b w:val="0"/>
           <w:sz w:val="21"/>
         </w:rPr>
-        <w:t>본 작에 참여한 예술가들은 대중음악의 번영을 이끌었던 일류 보컬리스트들과 명망 높은 악단 지휘자들로 구성되어 있습니다. 이들은 탁월한 테크닉과 깊은 서정성을 바탕으로 스탠더드 팝과 멜로딕한 선율의 아름다움을 극대화하여 팝 음악사의 황금기를 개척했습니다. 각기 다른 개성을 지닌 거장들이 빚어낸 소리의 궤적은 오늘날까지도 변치 않는 낭만적 감동을 전하고 있습니다.</w:t>
+        <w:t>팝과 스탠더드 재즈, 이지 리스닝을 넘나들며 시대를 정의했던 불세출의 음악가들로 구성되어 있습니다. 각 아티스트는 독창적인 보이스와 유려한 연주 기량으로 팝 음악을 단순한 유행가를 넘어 영원히 기억될 클래식의 반열로 격상시켰습니다.</w:t>
       </w:r>
     </w:p>
     <w:p>
@@ -413,7 +432,7 @@
           <w:b w:val="0"/>
           <w:sz w:val="21"/>
         </w:rPr>
-        <w:t>본 음반은 단편적인 유행가를 모아둔 단순한 모음집을 넘어, 당시 대중음악계가 지향했던 우아한 편곡 미학과 풍성한 앙상블의 완성도를 온전히 증언하는 음악적 사료입니다. 멜로디 중심의 고전적 화성과 정교한 오케스트레이션이 완벽하게 조화를 이루며, 이지 리스닝 음악이 지닌 품격과 예술적 완성도를 한 단계 끌어올린 걸작으로 평가받습니다.</w:t>
+        <w:t>팝 음악의 황금기를 화려하게 수놓았던 명연들을 집약하여 아날로그 음반 큐레이션의 미학적 정점을 보여주며, 대중음악과 클래시컬 크로스오버의 서정성을 완벽하게 융화시킨 음반사적 의의를 지닙니다.</w:t>
       </w:r>
     </w:p>
     <w:p>
@@ -444,7 +463,7 @@
           <w:b w:val="0"/>
           <w:sz w:val="21"/>
         </w:rPr>
-        <w:t>바늘이 닿는 순간 펼쳐지는 소리의 풍경 속에는 라디오와 전축에서 흘러나오는 음악에 청춘의 꿈과 사랑을 띄워 보냈던 당대 사람들의 소박한 일상이 깃들어 있습니다. 해질녘 커피 한 잔과 함께 나직이 음악을 듣던 다방의 풍경, 주말 저녁 온 가족이 둘러앉아 음악을 향유하던 거실의 정경 등 낭만이 숨 쉬던 20세기 후반의 포근한 정서적 공기가 앨범 전체에 짙게 배어 있습니다.</w:t>
+        <w:t>급변하는 산업화 속에서 따스한 안식처를 갈망하던 당대 청춘들과 중장년층 모두에게 커피 한 잔의 여유와 낭만을 선사했던 시대의 정서적 공기와 문화적 온기를 생생하게 품고 있습니다.</w:t>
       </w:r>
     </w:p>
     <w:p>
@@ -489,7 +508,7 @@
           <w:b w:val="0"/>
           <w:sz w:val="21"/>
         </w:rPr>
-        <w:t>부드러운 현악 세션과 감미로운 멜로디가 돋보이는 팝 스탠더드 트랙들은 아티스트 각자의 유려한 보컬과 절제된 연주로 청자의 귀를 사로잡습니다. 애잔하면서도 따뜻한 멜로디 라인을 지닌 발라드부터 경쾌한 스윙감이 감도는 곡까지, 다채로운 악곡 구성 속에서도 특유의 편안함과 고풍스러운 서정성을 시종일관 잃지 않는 점이 가장 큰 매력입니다.</w:t>
+        <w:t>섬세하게 조율된 풍성한 현악 세션과 유려한 멜로디 라인이 돋보이는 팝 스탠더드 곡들이 조화롭게 배치되어 있으며, 세련된 편곡과 낭만적인 보컬이 감상자를 아늑한 서정의 세계로 인도합니다.</w:t>
       </w:r>
     </w:p>
     <w:p>
@@ -520,7 +539,7 @@
           <w:b w:val="0"/>
           <w:sz w:val="21"/>
         </w:rPr>
-        <w:t>LP 매체의 가장 큰 미덕인 두툼한 중저역과 자연스러운 공간감이 탁월하게 구현된 음반입니다. 진공관 앰프의 온화한 착색과 빈티지 스피커를 매칭하여 볼륨을 지그시 올릴 때, 부드러운 바이닐 특유의 소릿결과 섬세한 브라스·현악기의 울림이 극대화되어 마치 눈앞에서 악단이 연주하는 듯한 생생한 임팩트를 선사합니다.</w:t>
+        <w:t>진공관 앰프의 온기 어린 질감과 턴테이블 카트리지가 긁어내는 섬세한 그루브의 마찰음 속에서 이 음반의 진가가 드러납니다. 부드러운 중음역대와 공간을 은은하게 채우는 현악기의 잔향을 음미할 때 최상의 감동을 선사합니다.</w:t>
       </w:r>
     </w:p>
     <w:p>
@@ -551,7 +570,7 @@
           <w:b w:val="0"/>
           <w:sz w:val="21"/>
         </w:rPr>
-        <w:t>엄선된 명곡들이 하나의 콘셉트 아래 유려하게 흐르는 이 앨범은, 개별 음원을 찾아 듣는 스트리밍 시대에는 결코 느낄 수 없는 '앨범 단위 감상'의 숭고한 미학을 제공합니다. 팝과 경음악의 순수했던 시절을 가장 아름다운 아날로그 질감으로 간직할 수 있다는 점에서 바이닐 애호가와 컬렉터라면 반드시 라이브러리에 갖추어야 할 귀중한 소장반입니다.</w:t>
+        <w:t>한 장의 바이닐을 통해 팝 황금기 거장들의 명연을 온전히 마주할 수 있다는 독보적인 완성도를 지니며, 아날로그 감성과 시대의 품격을 동시에 소장할 수 있는 귀중한 컬렉터스 아이템입니다.</w:t>
       </w:r>
     </w:p>
     <w:p>
@@ -565,7 +584,7 @@
           <w:color w:val="4338CA"/>
           <w:sz w:val="21"/>
         </w:rPr>
-        <w:t>이 음반을 통해 아날로그 바늘 끝에서 피어나는 세월의 향기와 불멸의 멜로디가 전해주는 감동을 다시 한번 경험해 보시는 것은 어떨까요?</w:t>
+        <w:t>이 음반을 통해 세월이 흘러도 변치 않는 선율의 온기와 아날로그 사운드가 전해주는 감동을 다시 한번 경험해 보시는 것은 어떨까요?</w:t>
       </w:r>
     </w:p>
     <w:sectPr>
